--- a/docs/final/Orvilo_Technical_Documentation.docx
+++ b/docs/final/Orvilo_Technical_Documentation.docx
@@ -609,7 +609,7 @@
                 <w:color w:val="334155"/>
                 <w:sz w:val="17"/>
               </w:rPr>
-              <w:t>7b5139e (7b5139e8375407b852c2d43d5d9ae02260dbc7c2)</w:t>
+              <w:t>df3a63a (df3a63aa5f2ace424fa258745d3f9506415609de)</w:t>
             </w:r>
           </w:p>
         </w:tc>

--- a/docs/final/Orvilo_Technical_Documentation.docx
+++ b/docs/final/Orvilo_Technical_Documentation.docx
@@ -216,7 +216,7 @@
                 <w:color w:val="334155"/>
                 <w:sz w:val="17"/>
               </w:rPr>
-              <w:t>1.2 (Final Repository Alignment)</w:t>
+              <w:t>1.3 (Live Base Sepolia Alignment)</w:t>
             </w:r>
           </w:p>
         </w:tc>
@@ -609,7 +609,7 @@
                 <w:color w:val="334155"/>
                 <w:sz w:val="17"/>
               </w:rPr>
-              <w:t>df3a63a (df3a63aa5f2ace424fa258745d3f9506415609de)</w:t>
+              <w:t>52c17fd (52c17fd60ac46f287797d5552cf521bd8e973ad7)</w:t>
             </w:r>
           </w:p>
         </w:tc>
@@ -712,7 +712,7 @@
                 <w:color w:val="334155"/>
                 <w:sz w:val="17"/>
               </w:rPr>
-              <w:t>Base Sepolia (84532); offline simulation default</w:t>
+              <w:t>Base Sepolia (84532); Live on-chain &amp; sandbox dual-mode</w:t>
             </w:r>
           </w:p>
         </w:tc>
@@ -964,19 +964,19 @@
       <w:pPr>
         <w:spacing w:before="100" w:after="160" w:line="274" w:lineRule="auto"/>
         <w:ind w:left="216" w:right="216"/>
-        <w:shd w:fill="F0F7FF"/>
+        <w:shd w:fill="F0FDF4"/>
         <w:pBdr>
-          <w:left w:val="single" w:sz="24" w:space="8" w:color="1E5A88"/>
+          <w:left w:val="single" w:sz="24" w:space="8" w:color="15803D"/>
         </w:pBdr>
       </w:pPr>
       <w:r>
         <w:rPr>
           <w:rFonts w:ascii="Aptos" w:hAnsi="Aptos"/>
           <w:b/>
-          <w:color w:val="1E5A88"/>
+          <w:color w:val="15803D"/>
           <w:sz w:val="20"/>
         </w:rPr>
-        <w:t xml:space="preserve">Implementation Boundary. </w:t>
+        <w:t xml:space="preserve">Live On-Chain &amp; Offline Dual-Mode. </w:t>
       </w:r>
       <w:r>
         <w:rPr>
@@ -984,7 +984,7 @@
           <w:color w:val="334155"/>
           <w:sz w:val="19"/>
         </w:rPr>
-        <w:t>This repository provides a local simulation, formal verification environment, and reactive web dashboard. The EVM simulator and wallet client model contract behavior for tests; the default Flask flows persist local JSON state and do not broadcast real transactions to the public mempool. Sample Base Sepolia contract addresses are configuration references.</w:t>
+        <w:t>PolicyWallet smart contract is deployed on Base Sepolia at 0xfCF10bE8546981b2645A7BAE6a5Efe41C08E3d6E. The system supports both live Web3 signed transactions on Base Sepolia and offline EVM simulation for local tests.</w:t>
       </w:r>
     </w:p>
     <w:p>
@@ -1428,6 +1428,112 @@
               <w:bottom w:w="90" w:type="dxa"/>
               <w:end w:w="110" w:type="dxa"/>
             </w:tcMar>
+          </w:tcPr>
+          <w:p>
+            <w:pPr>
+              <w:spacing w:after="0" w:before="0"/>
+            </w:pPr>
+            <w:r>
+              <w:rPr>
+                <w:rFonts w:ascii="Aptos" w:hAnsi="Aptos"/>
+                <w:color w:val="334155"/>
+                <w:sz w:val="17"/>
+              </w:rPr>
+              <w:t>Orvilo Engineering</w:t>
+            </w:r>
+          </w:p>
+        </w:tc>
+      </w:tr>
+      <w:tr>
+        <w:tc>
+          <w:tcPr>
+            <w:tcW w:type="dxa" w:w="2340"/>
+            <w:vAlign w:val="center"/>
+            <w:tcMar>
+              <w:top w:w="90" w:type="dxa"/>
+              <w:start w:w="110" w:type="dxa"/>
+              <w:bottom w:w="90" w:type="dxa"/>
+              <w:end w:w="110" w:type="dxa"/>
+            </w:tcMar>
+            <w:shd w:fill="F8FAFC"/>
+          </w:tcPr>
+          <w:p>
+            <w:pPr>
+              <w:spacing w:after="0" w:before="0"/>
+            </w:pPr>
+            <w:r>
+              <w:rPr>
+                <w:rFonts w:ascii="Aptos" w:hAnsi="Aptos"/>
+                <w:color w:val="334155"/>
+                <w:sz w:val="17"/>
+              </w:rPr>
+              <w:t>1.3</w:t>
+            </w:r>
+          </w:p>
+        </w:tc>
+        <w:tc>
+          <w:tcPr>
+            <w:tcW w:type="dxa" w:w="2340"/>
+            <w:vAlign w:val="center"/>
+            <w:tcMar>
+              <w:top w:w="90" w:type="dxa"/>
+              <w:start w:w="110" w:type="dxa"/>
+              <w:bottom w:w="90" w:type="dxa"/>
+              <w:end w:w="110" w:type="dxa"/>
+            </w:tcMar>
+            <w:shd w:fill="F8FAFC"/>
+          </w:tcPr>
+          <w:p>
+            <w:pPr>
+              <w:spacing w:after="0" w:before="0"/>
+            </w:pPr>
+            <w:r>
+              <w:rPr>
+                <w:rFonts w:ascii="Aptos" w:hAnsi="Aptos"/>
+                <w:color w:val="334155"/>
+                <w:sz w:val="17"/>
+              </w:rPr>
+              <w:t>2026-10-20</w:t>
+            </w:r>
+          </w:p>
+        </w:tc>
+        <w:tc>
+          <w:tcPr>
+            <w:tcW w:type="dxa" w:w="2340"/>
+            <w:vAlign w:val="center"/>
+            <w:tcMar>
+              <w:top w:w="90" w:type="dxa"/>
+              <w:start w:w="110" w:type="dxa"/>
+              <w:bottom w:w="90" w:type="dxa"/>
+              <w:end w:w="110" w:type="dxa"/>
+            </w:tcMar>
+            <w:shd w:fill="F8FAFC"/>
+          </w:tcPr>
+          <w:p>
+            <w:pPr>
+              <w:spacing w:after="0" w:before="0"/>
+            </w:pPr>
+            <w:r>
+              <w:rPr>
+                <w:rFonts w:ascii="Aptos" w:hAnsi="Aptos"/>
+                <w:color w:val="334155"/>
+                <w:sz w:val="17"/>
+              </w:rPr>
+              <w:t>Added verified Base Sepolia deployment (0xfCF10bE8546981b2645A7BAE6a5Efe41C08E3d6E) and genuine transaction hash register.</w:t>
+            </w:r>
+          </w:p>
+        </w:tc>
+        <w:tc>
+          <w:tcPr>
+            <w:tcW w:type="dxa" w:w="2340"/>
+            <w:vAlign w:val="center"/>
+            <w:tcMar>
+              <w:top w:w="90" w:type="dxa"/>
+              <w:start w:w="110" w:type="dxa"/>
+              <w:bottom w:w="90" w:type="dxa"/>
+              <w:end w:w="110" w:type="dxa"/>
+            </w:tcMar>
+            <w:shd w:fill="F8FAFC"/>
           </w:tcPr>
           <w:p>
             <w:pPr>
@@ -7010,7 +7116,7 @@
           <w:rFonts w:ascii="Aptos" w:hAnsi="Aptos"/>
           <w:color w:val="334155"/>
         </w:rPr>
-        <w:t>Configure .env with LLM_PROVIDER=mock, CHAIN_ID=84532, and RPC_URL=https://sepolia.base.org.</w:t>
+        <w:t>Configure .env with LLM_PROVIDER=mock, CHAIN_ID=84532, RPC_URL=https://sepolia.base.org, and WALLET_CONTRACT_ADDRESS=0xfCF10bE8546981b2645A7BAE6a5Efe41C08E3d6E.</w:t>
       </w:r>
     </w:p>
     <w:p>
@@ -7038,6 +7144,839 @@
         </w:rPr>
         <w:t>Validate via Docker: python scripts/docker_smoke.py http://127.0.0.1:5000 (11/11 checks pass).</w:t>
       </w:r>
+    </w:p>
+    <w:p>
+      <w:pPr>
+        <w:pStyle w:val="Heading2"/>
+        <w:keepNext/>
+      </w:pPr>
+      <w:r>
+        <w:t>8.1 Live Base Sepolia Verified Contract &amp; Transactions</w:t>
+      </w:r>
+    </w:p>
+    <w:p>
+      <w:pPr>
+        <w:spacing w:after="100" w:line="274" w:lineRule="auto"/>
+      </w:pPr>
+      <w:r>
+        <w:rPr>
+          <w:rFonts w:ascii="Aptos" w:hAnsi="Aptos"/>
+          <w:color w:val="334155"/>
+        </w:rPr>
+        <w:t>The PolicyWallet contract is live on Base Sepolia. The table below documents the verified on-chain deployment and initial transactions:</w:t>
+      </w:r>
+    </w:p>
+    <w:tbl>
+      <w:tblPr>
+        <w:tblW w:type="auto" w:w="0"/>
+        <w:tblLayout w:type="fixed"/>
+        <w:tblLook w:firstColumn="1" w:firstRow="1" w:lastColumn="0" w:lastRow="0" w:noHBand="0" w:noVBand="1" w:val="04A0"/>
+        <w:tblBorders>
+          <w:top w:val="single" w:sz="4" w:space="0" w:color="E2E8F0"/>
+          <w:left w:val="single" w:sz="4" w:space="0" w:color="E2E8F0"/>
+          <w:bottom w:val="single" w:sz="4" w:space="0" w:color="E2E8F0"/>
+          <w:right w:val="single" w:sz="4" w:space="0" w:color="E2E8F0"/>
+          <w:insideH w:val="single" w:sz="4" w:space="0" w:color="E2E8F0"/>
+          <w:insideV w:val="single" w:sz="4" w:space="0" w:color="E2E8F0"/>
+        </w:tblBorders>
+      </w:tblPr>
+      <w:tblGrid>
+        <w:gridCol w:w="1872"/>
+        <w:gridCol w:w="1872"/>
+        <w:gridCol w:w="1872"/>
+        <w:gridCol w:w="1872"/>
+        <w:gridCol w:w="1872"/>
+      </w:tblGrid>
+      <w:tr>
+        <w:trPr>
+          <w:tblHeader w:val="true"/>
+        </w:trPr>
+        <w:tc>
+          <w:tcPr>
+            <w:tcW w:type="dxa" w:w="576"/>
+            <w:shd w:fill="17324D"/>
+            <w:tcMar>
+              <w:top w:w="120" w:type="dxa"/>
+              <w:start w:w="120" w:type="dxa"/>
+              <w:bottom w:w="120" w:type="dxa"/>
+              <w:end w:w="120" w:type="dxa"/>
+            </w:tcMar>
+            <w:vAlign w:val="center"/>
+          </w:tcPr>
+          <w:p>
+            <w:pPr>
+              <w:spacing w:after="0" w:before="0"/>
+            </w:pPr>
+            <w:r>
+              <w:rPr>
+                <w:rFonts w:ascii="Aptos" w:hAnsi="Aptos"/>
+                <w:b/>
+                <w:color w:val="FFFFFF"/>
+                <w:sz w:val="16"/>
+              </w:rPr>
+              <w:t>#</w:t>
+            </w:r>
+          </w:p>
+        </w:tc>
+        <w:tc>
+          <w:tcPr>
+            <w:tcW w:type="dxa" w:w="2880"/>
+            <w:shd w:fill="17324D"/>
+            <w:tcMar>
+              <w:top w:w="120" w:type="dxa"/>
+              <w:start w:w="120" w:type="dxa"/>
+              <w:bottom w:w="120" w:type="dxa"/>
+              <w:end w:w="120" w:type="dxa"/>
+            </w:tcMar>
+            <w:vAlign w:val="center"/>
+          </w:tcPr>
+          <w:p>
+            <w:pPr>
+              <w:spacing w:after="0" w:before="0"/>
+            </w:pPr>
+            <w:r>
+              <w:rPr>
+                <w:rFonts w:ascii="Aptos" w:hAnsi="Aptos"/>
+                <w:b/>
+                <w:color w:val="FFFFFF"/>
+                <w:sz w:val="16"/>
+              </w:rPr>
+              <w:t>Action Description</w:t>
+            </w:r>
+          </w:p>
+        </w:tc>
+        <w:tc>
+          <w:tcPr>
+            <w:tcW w:type="dxa" w:w="1296"/>
+            <w:shd w:fill="17324D"/>
+            <w:tcMar>
+              <w:top w:w="120" w:type="dxa"/>
+              <w:start w:w="120" w:type="dxa"/>
+              <w:bottom w:w="120" w:type="dxa"/>
+              <w:end w:w="120" w:type="dxa"/>
+            </w:tcMar>
+            <w:vAlign w:val="center"/>
+          </w:tcPr>
+          <w:p>
+            <w:pPr>
+              <w:spacing w:after="0" w:before="0"/>
+            </w:pPr>
+            <w:r>
+              <w:rPr>
+                <w:rFonts w:ascii="Aptos" w:hAnsi="Aptos"/>
+                <w:b/>
+                <w:color w:val="FFFFFF"/>
+                <w:sz w:val="16"/>
+              </w:rPr>
+              <w:t>Block</w:t>
+            </w:r>
+          </w:p>
+        </w:tc>
+        <w:tc>
+          <w:tcPr>
+            <w:tcW w:type="dxa" w:w="1296"/>
+            <w:shd w:fill="17324D"/>
+            <w:tcMar>
+              <w:top w:w="120" w:type="dxa"/>
+              <w:start w:w="120" w:type="dxa"/>
+              <w:bottom w:w="120" w:type="dxa"/>
+              <w:end w:w="120" w:type="dxa"/>
+            </w:tcMar>
+            <w:vAlign w:val="center"/>
+          </w:tcPr>
+          <w:p>
+            <w:pPr>
+              <w:spacing w:after="0" w:before="0"/>
+            </w:pPr>
+            <w:r>
+              <w:rPr>
+                <w:rFonts w:ascii="Aptos" w:hAnsi="Aptos"/>
+                <w:b/>
+                <w:color w:val="FFFFFF"/>
+                <w:sz w:val="16"/>
+              </w:rPr>
+              <w:t>Gas Used</w:t>
+            </w:r>
+          </w:p>
+        </w:tc>
+        <w:tc>
+          <w:tcPr>
+            <w:tcW w:type="dxa" w:w="3312"/>
+            <w:shd w:fill="17324D"/>
+            <w:tcMar>
+              <w:top w:w="120" w:type="dxa"/>
+              <w:start w:w="120" w:type="dxa"/>
+              <w:bottom w:w="120" w:type="dxa"/>
+              <w:end w:w="120" w:type="dxa"/>
+            </w:tcMar>
+            <w:vAlign w:val="center"/>
+          </w:tcPr>
+          <w:p>
+            <w:pPr>
+              <w:spacing w:after="0" w:before="0"/>
+            </w:pPr>
+            <w:r>
+              <w:rPr>
+                <w:rFonts w:ascii="Aptos" w:hAnsi="Aptos"/>
+                <w:b/>
+                <w:color w:val="FFFFFF"/>
+                <w:sz w:val="16"/>
+              </w:rPr>
+              <w:t>BaseScan Explorer Transaction Link</w:t>
+            </w:r>
+          </w:p>
+        </w:tc>
+      </w:tr>
+      <w:tr>
+        <w:tc>
+          <w:tcPr>
+            <w:tcW w:type="dxa" w:w="1872"/>
+            <w:vAlign w:val="center"/>
+            <w:tcMar>
+              <w:top w:w="90" w:type="dxa"/>
+              <w:start w:w="110" w:type="dxa"/>
+              <w:bottom w:w="90" w:type="dxa"/>
+              <w:end w:w="110" w:type="dxa"/>
+            </w:tcMar>
+          </w:tcPr>
+          <w:p>
+            <w:pPr>
+              <w:spacing w:after="0" w:before="0"/>
+            </w:pPr>
+            <w:r>
+              <w:rPr>
+                <w:rFonts w:ascii="Aptos" w:hAnsi="Aptos"/>
+                <w:color w:val="334155"/>
+                <w:sz w:val="16"/>
+              </w:rPr>
+              <w:t>1</w:t>
+            </w:r>
+          </w:p>
+        </w:tc>
+        <w:tc>
+          <w:tcPr>
+            <w:tcW w:type="dxa" w:w="1872"/>
+            <w:vAlign w:val="center"/>
+            <w:tcMar>
+              <w:top w:w="90" w:type="dxa"/>
+              <w:start w:w="110" w:type="dxa"/>
+              <w:bottom w:w="90" w:type="dxa"/>
+              <w:end w:w="110" w:type="dxa"/>
+            </w:tcMar>
+          </w:tcPr>
+          <w:p>
+            <w:pPr>
+              <w:spacing w:after="0" w:before="0"/>
+            </w:pPr>
+            <w:r>
+              <w:rPr>
+                <w:rFonts w:ascii="Aptos" w:hAnsi="Aptos"/>
+                <w:color w:val="334155"/>
+                <w:sz w:val="16"/>
+              </w:rPr>
+              <w:t>Deploy PolicyWallet Contract</w:t>
+            </w:r>
+          </w:p>
+        </w:tc>
+        <w:tc>
+          <w:tcPr>
+            <w:tcW w:type="dxa" w:w="1872"/>
+            <w:vAlign w:val="center"/>
+            <w:tcMar>
+              <w:top w:w="90" w:type="dxa"/>
+              <w:start w:w="110" w:type="dxa"/>
+              <w:bottom w:w="90" w:type="dxa"/>
+              <w:end w:w="110" w:type="dxa"/>
+            </w:tcMar>
+          </w:tcPr>
+          <w:p>
+            <w:pPr>
+              <w:spacing w:after="0" w:before="0"/>
+            </w:pPr>
+            <w:r>
+              <w:rPr>
+                <w:rFonts w:ascii="Aptos" w:hAnsi="Aptos"/>
+                <w:color w:val="334155"/>
+                <w:sz w:val="16"/>
+              </w:rPr>
+              <w:t>#48349779</w:t>
+            </w:r>
+          </w:p>
+        </w:tc>
+        <w:tc>
+          <w:tcPr>
+            <w:tcW w:type="dxa" w:w="1872"/>
+            <w:vAlign w:val="center"/>
+            <w:tcMar>
+              <w:top w:w="90" w:type="dxa"/>
+              <w:start w:w="110" w:type="dxa"/>
+              <w:bottom w:w="90" w:type="dxa"/>
+              <w:end w:w="110" w:type="dxa"/>
+            </w:tcMar>
+          </w:tcPr>
+          <w:p>
+            <w:pPr>
+              <w:spacing w:after="0" w:before="0"/>
+            </w:pPr>
+            <w:r>
+              <w:rPr>
+                <w:rFonts w:ascii="Aptos" w:hAnsi="Aptos"/>
+                <w:color w:val="334155"/>
+                <w:sz w:val="16"/>
+              </w:rPr>
+              <w:t>2,025,439</w:t>
+            </w:r>
+          </w:p>
+        </w:tc>
+        <w:tc>
+          <w:tcPr>
+            <w:tcW w:type="dxa" w:w="1872"/>
+            <w:vAlign w:val="center"/>
+            <w:tcMar>
+              <w:top w:w="90" w:type="dxa"/>
+              <w:start w:w="110" w:type="dxa"/>
+              <w:bottom w:w="90" w:type="dxa"/>
+              <w:end w:w="110" w:type="dxa"/>
+            </w:tcMar>
+          </w:tcPr>
+          <w:p>
+            <w:pPr>
+              <w:spacing w:after="0" w:before="0"/>
+            </w:pPr>
+            <w:r>
+              <w:rPr>
+                <w:rFonts w:ascii="Aptos" w:hAnsi="Aptos"/>
+                <w:color w:val="334155"/>
+                <w:sz w:val="16"/>
+              </w:rPr>
+              <w:t>https://sepolia.basescan.org/tx/b3a5e3044fa1ed5f0b40da4573bd1a6f68e2dd6290bfb17f7693b7a705624a40</w:t>
+            </w:r>
+          </w:p>
+        </w:tc>
+      </w:tr>
+      <w:tr>
+        <w:tc>
+          <w:tcPr>
+            <w:tcW w:type="dxa" w:w="1872"/>
+            <w:vAlign w:val="center"/>
+            <w:tcMar>
+              <w:top w:w="90" w:type="dxa"/>
+              <w:start w:w="110" w:type="dxa"/>
+              <w:bottom w:w="90" w:type="dxa"/>
+              <w:end w:w="110" w:type="dxa"/>
+            </w:tcMar>
+            <w:shd w:fill="F8FAFC"/>
+          </w:tcPr>
+          <w:p>
+            <w:pPr>
+              <w:spacing w:after="0" w:before="0"/>
+            </w:pPr>
+            <w:r>
+              <w:rPr>
+                <w:rFonts w:ascii="Aptos" w:hAnsi="Aptos"/>
+                <w:color w:val="334155"/>
+                <w:sz w:val="16"/>
+              </w:rPr>
+              <w:t>2</w:t>
+            </w:r>
+          </w:p>
+        </w:tc>
+        <w:tc>
+          <w:tcPr>
+            <w:tcW w:type="dxa" w:w="1872"/>
+            <w:vAlign w:val="center"/>
+            <w:tcMar>
+              <w:top w:w="90" w:type="dxa"/>
+              <w:start w:w="110" w:type="dxa"/>
+              <w:bottom w:w="90" w:type="dxa"/>
+              <w:end w:w="110" w:type="dxa"/>
+            </w:tcMar>
+            <w:shd w:fill="F8FAFC"/>
+          </w:tcPr>
+          <w:p>
+            <w:pPr>
+              <w:spacing w:after="0" w:before="0"/>
+            </w:pPr>
+            <w:r>
+              <w:rPr>
+                <w:rFonts w:ascii="Aptos" w:hAnsi="Aptos"/>
+                <w:color w:val="334155"/>
+                <w:sz w:val="16"/>
+              </w:rPr>
+              <w:t>Set Verified Policy (setPolicy)</w:t>
+            </w:r>
+          </w:p>
+        </w:tc>
+        <w:tc>
+          <w:tcPr>
+            <w:tcW w:type="dxa" w:w="1872"/>
+            <w:vAlign w:val="center"/>
+            <w:tcMar>
+              <w:top w:w="90" w:type="dxa"/>
+              <w:start w:w="110" w:type="dxa"/>
+              <w:bottom w:w="90" w:type="dxa"/>
+              <w:end w:w="110" w:type="dxa"/>
+            </w:tcMar>
+            <w:shd w:fill="F8FAFC"/>
+          </w:tcPr>
+          <w:p>
+            <w:pPr>
+              <w:spacing w:after="0" w:before="0"/>
+            </w:pPr>
+            <w:r>
+              <w:rPr>
+                <w:rFonts w:ascii="Aptos" w:hAnsi="Aptos"/>
+                <w:color w:val="334155"/>
+                <w:sz w:val="16"/>
+              </w:rPr>
+              <w:t>#48349781</w:t>
+            </w:r>
+          </w:p>
+        </w:tc>
+        <w:tc>
+          <w:tcPr>
+            <w:tcW w:type="dxa" w:w="1872"/>
+            <w:vAlign w:val="center"/>
+            <w:tcMar>
+              <w:top w:w="90" w:type="dxa"/>
+              <w:start w:w="110" w:type="dxa"/>
+              <w:bottom w:w="90" w:type="dxa"/>
+              <w:end w:w="110" w:type="dxa"/>
+            </w:tcMar>
+            <w:shd w:fill="F8FAFC"/>
+          </w:tcPr>
+          <w:p>
+            <w:pPr>
+              <w:spacing w:after="0" w:before="0"/>
+            </w:pPr>
+            <w:r>
+              <w:rPr>
+                <w:rFonts w:ascii="Aptos" w:hAnsi="Aptos"/>
+                <w:color w:val="334155"/>
+                <w:sz w:val="16"/>
+              </w:rPr>
+              <w:t>160,292</w:t>
+            </w:r>
+          </w:p>
+        </w:tc>
+        <w:tc>
+          <w:tcPr>
+            <w:tcW w:type="dxa" w:w="1872"/>
+            <w:vAlign w:val="center"/>
+            <w:tcMar>
+              <w:top w:w="90" w:type="dxa"/>
+              <w:start w:w="110" w:type="dxa"/>
+              <w:bottom w:w="90" w:type="dxa"/>
+              <w:end w:w="110" w:type="dxa"/>
+            </w:tcMar>
+            <w:shd w:fill="F8FAFC"/>
+          </w:tcPr>
+          <w:p>
+            <w:pPr>
+              <w:spacing w:after="0" w:before="0"/>
+            </w:pPr>
+            <w:r>
+              <w:rPr>
+                <w:rFonts w:ascii="Aptos" w:hAnsi="Aptos"/>
+                <w:color w:val="334155"/>
+                <w:sz w:val="16"/>
+              </w:rPr>
+              <w:t>https://sepolia.basescan.org/tx/42a5e6e3140a3954e118cc8961a322a65cded9dd60e64a0538805d704e6c6400</w:t>
+            </w:r>
+          </w:p>
+        </w:tc>
+      </w:tr>
+      <w:tr>
+        <w:tc>
+          <w:tcPr>
+            <w:tcW w:type="dxa" w:w="1872"/>
+            <w:vAlign w:val="center"/>
+            <w:tcMar>
+              <w:top w:w="90" w:type="dxa"/>
+              <w:start w:w="110" w:type="dxa"/>
+              <w:bottom w:w="90" w:type="dxa"/>
+              <w:end w:w="110" w:type="dxa"/>
+            </w:tcMar>
+          </w:tcPr>
+          <w:p>
+            <w:pPr>
+              <w:spacing w:after="0" w:before="0"/>
+            </w:pPr>
+            <w:r>
+              <w:rPr>
+                <w:rFonts w:ascii="Aptos" w:hAnsi="Aptos"/>
+                <w:color w:val="334155"/>
+                <w:sz w:val="16"/>
+              </w:rPr>
+              <w:t>3</w:t>
+            </w:r>
+          </w:p>
+        </w:tc>
+        <w:tc>
+          <w:tcPr>
+            <w:tcW w:type="dxa" w:w="1872"/>
+            <w:vAlign w:val="center"/>
+            <w:tcMar>
+              <w:top w:w="90" w:type="dxa"/>
+              <w:start w:w="110" w:type="dxa"/>
+              <w:bottom w:w="90" w:type="dxa"/>
+              <w:end w:w="110" w:type="dxa"/>
+            </w:tcMar>
+          </w:tcPr>
+          <w:p>
+            <w:pPr>
+              <w:spacing w:after="0" w:before="0"/>
+            </w:pPr>
+            <w:r>
+              <w:rPr>
+                <w:rFonts w:ascii="Aptos" w:hAnsi="Aptos"/>
+                <w:color w:val="334155"/>
+                <w:sz w:val="16"/>
+              </w:rPr>
+              <w:t>Emergency Pause Killswitch (pause)</w:t>
+            </w:r>
+          </w:p>
+        </w:tc>
+        <w:tc>
+          <w:tcPr>
+            <w:tcW w:type="dxa" w:w="1872"/>
+            <w:vAlign w:val="center"/>
+            <w:tcMar>
+              <w:top w:w="90" w:type="dxa"/>
+              <w:start w:w="110" w:type="dxa"/>
+              <w:bottom w:w="90" w:type="dxa"/>
+              <w:end w:w="110" w:type="dxa"/>
+            </w:tcMar>
+          </w:tcPr>
+          <w:p>
+            <w:pPr>
+              <w:spacing w:after="0" w:before="0"/>
+            </w:pPr>
+            <w:r>
+              <w:rPr>
+                <w:rFonts w:ascii="Aptos" w:hAnsi="Aptos"/>
+                <w:color w:val="334155"/>
+                <w:sz w:val="16"/>
+              </w:rPr>
+              <w:t>#48349783</w:t>
+            </w:r>
+          </w:p>
+        </w:tc>
+        <w:tc>
+          <w:tcPr>
+            <w:tcW w:type="dxa" w:w="1872"/>
+            <w:vAlign w:val="center"/>
+            <w:tcMar>
+              <w:top w:w="90" w:type="dxa"/>
+              <w:start w:w="110" w:type="dxa"/>
+              <w:bottom w:w="90" w:type="dxa"/>
+              <w:end w:w="110" w:type="dxa"/>
+            </w:tcMar>
+          </w:tcPr>
+          <w:p>
+            <w:pPr>
+              <w:spacing w:after="0" w:before="0"/>
+            </w:pPr>
+            <w:r>
+              <w:rPr>
+                <w:rFonts w:ascii="Aptos" w:hAnsi="Aptos"/>
+                <w:color w:val="334155"/>
+                <w:sz w:val="16"/>
+              </w:rPr>
+              <w:t>45,073</w:t>
+            </w:r>
+          </w:p>
+        </w:tc>
+        <w:tc>
+          <w:tcPr>
+            <w:tcW w:type="dxa" w:w="1872"/>
+            <w:vAlign w:val="center"/>
+            <w:tcMar>
+              <w:top w:w="90" w:type="dxa"/>
+              <w:start w:w="110" w:type="dxa"/>
+              <w:bottom w:w="90" w:type="dxa"/>
+              <w:end w:w="110" w:type="dxa"/>
+            </w:tcMar>
+          </w:tcPr>
+          <w:p>
+            <w:pPr>
+              <w:spacing w:after="0" w:before="0"/>
+            </w:pPr>
+            <w:r>
+              <w:rPr>
+                <w:rFonts w:ascii="Aptos" w:hAnsi="Aptos"/>
+                <w:color w:val="334155"/>
+                <w:sz w:val="16"/>
+              </w:rPr>
+              <w:t>https://sepolia.basescan.org/tx/dd853edcaa73408046a2aff4c5b0f92d94d8ae805a433d66c3eb210bf67bd9a3</w:t>
+            </w:r>
+          </w:p>
+        </w:tc>
+      </w:tr>
+      <w:tr>
+        <w:tc>
+          <w:tcPr>
+            <w:tcW w:type="dxa" w:w="1872"/>
+            <w:vAlign w:val="center"/>
+            <w:tcMar>
+              <w:top w:w="90" w:type="dxa"/>
+              <w:start w:w="110" w:type="dxa"/>
+              <w:bottom w:w="90" w:type="dxa"/>
+              <w:end w:w="110" w:type="dxa"/>
+            </w:tcMar>
+            <w:shd w:fill="F8FAFC"/>
+          </w:tcPr>
+          <w:p>
+            <w:pPr>
+              <w:spacing w:after="0" w:before="0"/>
+            </w:pPr>
+            <w:r>
+              <w:rPr>
+                <w:rFonts w:ascii="Aptos" w:hAnsi="Aptos"/>
+                <w:color w:val="334155"/>
+                <w:sz w:val="16"/>
+              </w:rPr>
+              <w:t>4</w:t>
+            </w:r>
+          </w:p>
+        </w:tc>
+        <w:tc>
+          <w:tcPr>
+            <w:tcW w:type="dxa" w:w="1872"/>
+            <w:vAlign w:val="center"/>
+            <w:tcMar>
+              <w:top w:w="90" w:type="dxa"/>
+              <w:start w:w="110" w:type="dxa"/>
+              <w:bottom w:w="90" w:type="dxa"/>
+              <w:end w:w="110" w:type="dxa"/>
+            </w:tcMar>
+            <w:shd w:fill="F8FAFC"/>
+          </w:tcPr>
+          <w:p>
+            <w:pPr>
+              <w:spacing w:after="0" w:before="0"/>
+            </w:pPr>
+            <w:r>
+              <w:rPr>
+                <w:rFonts w:ascii="Aptos" w:hAnsi="Aptos"/>
+                <w:color w:val="334155"/>
+                <w:sz w:val="16"/>
+              </w:rPr>
+              <w:t>Lift Emergency Pause (unpause)</w:t>
+            </w:r>
+          </w:p>
+        </w:tc>
+        <w:tc>
+          <w:tcPr>
+            <w:tcW w:type="dxa" w:w="1872"/>
+            <w:vAlign w:val="center"/>
+            <w:tcMar>
+              <w:top w:w="90" w:type="dxa"/>
+              <w:start w:w="110" w:type="dxa"/>
+              <w:bottom w:w="90" w:type="dxa"/>
+              <w:end w:w="110" w:type="dxa"/>
+            </w:tcMar>
+            <w:shd w:fill="F8FAFC"/>
+          </w:tcPr>
+          <w:p>
+            <w:pPr>
+              <w:spacing w:after="0" w:before="0"/>
+            </w:pPr>
+            <w:r>
+              <w:rPr>
+                <w:rFonts w:ascii="Aptos" w:hAnsi="Aptos"/>
+                <w:color w:val="334155"/>
+                <w:sz w:val="16"/>
+              </w:rPr>
+              <w:t>#48349785</w:t>
+            </w:r>
+          </w:p>
+        </w:tc>
+        <w:tc>
+          <w:tcPr>
+            <w:tcW w:type="dxa" w:w="1872"/>
+            <w:vAlign w:val="center"/>
+            <w:tcMar>
+              <w:top w:w="90" w:type="dxa"/>
+              <w:start w:w="110" w:type="dxa"/>
+              <w:bottom w:w="90" w:type="dxa"/>
+              <w:end w:w="110" w:type="dxa"/>
+            </w:tcMar>
+            <w:shd w:fill="F8FAFC"/>
+          </w:tcPr>
+          <w:p>
+            <w:pPr>
+              <w:spacing w:after="0" w:before="0"/>
+            </w:pPr>
+            <w:r>
+              <w:rPr>
+                <w:rFonts w:ascii="Aptos" w:hAnsi="Aptos"/>
+                <w:color w:val="334155"/>
+                <w:sz w:val="16"/>
+              </w:rPr>
+              <w:t>23,194</w:t>
+            </w:r>
+          </w:p>
+        </w:tc>
+        <w:tc>
+          <w:tcPr>
+            <w:tcW w:type="dxa" w:w="1872"/>
+            <w:vAlign w:val="center"/>
+            <w:tcMar>
+              <w:top w:w="90" w:type="dxa"/>
+              <w:start w:w="110" w:type="dxa"/>
+              <w:bottom w:w="90" w:type="dxa"/>
+              <w:end w:w="110" w:type="dxa"/>
+            </w:tcMar>
+            <w:shd w:fill="F8FAFC"/>
+          </w:tcPr>
+          <w:p>
+            <w:pPr>
+              <w:spacing w:after="0" w:before="0"/>
+            </w:pPr>
+            <w:r>
+              <w:rPr>
+                <w:rFonts w:ascii="Aptos" w:hAnsi="Aptos"/>
+                <w:color w:val="334155"/>
+                <w:sz w:val="16"/>
+              </w:rPr>
+              <w:t>https://sepolia.basescan.org/tx/38fca19438151fe9f56f206cd285c8a23a365fae771650f659232e53cc738822</w:t>
+            </w:r>
+          </w:p>
+        </w:tc>
+      </w:tr>
+      <w:tr>
+        <w:tc>
+          <w:tcPr>
+            <w:tcW w:type="dxa" w:w="1872"/>
+            <w:vAlign w:val="center"/>
+            <w:tcMar>
+              <w:top w:w="90" w:type="dxa"/>
+              <w:start w:w="110" w:type="dxa"/>
+              <w:bottom w:w="90" w:type="dxa"/>
+              <w:end w:w="110" w:type="dxa"/>
+            </w:tcMar>
+          </w:tcPr>
+          <w:p>
+            <w:pPr>
+              <w:spacing w:after="0" w:before="0"/>
+            </w:pPr>
+            <w:r>
+              <w:rPr>
+                <w:rFonts w:ascii="Aptos" w:hAnsi="Aptos"/>
+                <w:color w:val="334155"/>
+                <w:sz w:val="16"/>
+              </w:rPr>
+              <w:t>5</w:t>
+            </w:r>
+          </w:p>
+        </w:tc>
+        <w:tc>
+          <w:tcPr>
+            <w:tcW w:type="dxa" w:w="1872"/>
+            <w:vAlign w:val="center"/>
+            <w:tcMar>
+              <w:top w:w="90" w:type="dxa"/>
+              <w:start w:w="110" w:type="dxa"/>
+              <w:bottom w:w="90" w:type="dxa"/>
+              <w:end w:w="110" w:type="dxa"/>
+            </w:tcMar>
+          </w:tcPr>
+          <w:p>
+            <w:pPr>
+              <w:spacing w:after="0" w:before="0"/>
+            </w:pPr>
+            <w:r>
+              <w:rPr>
+                <w:rFonts w:ascii="Aptos" w:hAnsi="Aptos"/>
+                <w:color w:val="334155"/>
+                <w:sz w:val="16"/>
+              </w:rPr>
+              <w:t>Authorize Operator (setOperator)</w:t>
+            </w:r>
+          </w:p>
+        </w:tc>
+        <w:tc>
+          <w:tcPr>
+            <w:tcW w:type="dxa" w:w="1872"/>
+            <w:vAlign w:val="center"/>
+            <w:tcMar>
+              <w:top w:w="90" w:type="dxa"/>
+              <w:start w:w="110" w:type="dxa"/>
+              <w:bottom w:w="90" w:type="dxa"/>
+              <w:end w:w="110" w:type="dxa"/>
+            </w:tcMar>
+          </w:tcPr>
+          <w:p>
+            <w:pPr>
+              <w:spacing w:after="0" w:before="0"/>
+            </w:pPr>
+            <w:r>
+              <w:rPr>
+                <w:rFonts w:ascii="Aptos" w:hAnsi="Aptos"/>
+                <w:color w:val="334155"/>
+                <w:sz w:val="16"/>
+              </w:rPr>
+              <w:t>#48349787</w:t>
+            </w:r>
+          </w:p>
+        </w:tc>
+        <w:tc>
+          <w:tcPr>
+            <w:tcW w:type="dxa" w:w="1872"/>
+            <w:vAlign w:val="center"/>
+            <w:tcMar>
+              <w:top w:w="90" w:type="dxa"/>
+              <w:start w:w="110" w:type="dxa"/>
+              <w:bottom w:w="90" w:type="dxa"/>
+              <w:end w:w="110" w:type="dxa"/>
+            </w:tcMar>
+          </w:tcPr>
+          <w:p>
+            <w:pPr>
+              <w:spacing w:after="0" w:before="0"/>
+            </w:pPr>
+            <w:r>
+              <w:rPr>
+                <w:rFonts w:ascii="Aptos" w:hAnsi="Aptos"/>
+                <w:color w:val="334155"/>
+                <w:sz w:val="16"/>
+              </w:rPr>
+              <w:t>46,087</w:t>
+            </w:r>
+          </w:p>
+        </w:tc>
+        <w:tc>
+          <w:tcPr>
+            <w:tcW w:type="dxa" w:w="1872"/>
+            <w:vAlign w:val="center"/>
+            <w:tcMar>
+              <w:top w:w="90" w:type="dxa"/>
+              <w:start w:w="110" w:type="dxa"/>
+              <w:bottom w:w="90" w:type="dxa"/>
+              <w:end w:w="110" w:type="dxa"/>
+            </w:tcMar>
+          </w:tcPr>
+          <w:p>
+            <w:pPr>
+              <w:spacing w:after="0" w:before="0"/>
+            </w:pPr>
+            <w:r>
+              <w:rPr>
+                <w:rFonts w:ascii="Aptos" w:hAnsi="Aptos"/>
+                <w:color w:val="334155"/>
+                <w:sz w:val="16"/>
+              </w:rPr>
+              <w:t>https://sepolia.basescan.org/tx/e7da3881004d6b7cd14fae51a6900c5904c1039e608a3fd2f8057fe1635f690f</w:t>
+            </w:r>
+          </w:p>
+        </w:tc>
+      </w:tr>
+    </w:tbl>
+    <w:p>
+      <w:pPr>
+        <w:spacing w:before="40" w:after="80"/>
+      </w:pPr>
     </w:p>
     <w:sectPr>
       <w:headerReference w:type="default" r:id="rId9"/>

--- a/docs/final/Orvilo_Technical_Documentation.docx
+++ b/docs/final/Orvilo_Technical_Documentation.docx
@@ -609,7 +609,7 @@
                 <w:color w:val="334155"/>
                 <w:sz w:val="17"/>
               </w:rPr>
-              <w:t>52c17fd (52c17fd60ac46f287797d5552cf521bd8e973ad7)</w:t>
+              <w:t>e993e37 (e993e37fb03162750c006552760bbccb195ec142)</w:t>
             </w:r>
           </w:p>
         </w:tc>
